--- a/4.质量管理/2.运行记录类文件/040207-2025年度运维服务质量管理计划.docx
+++ b/4.质量管理/2.运行记录类文件/040207-2025年度运维服务质量管理计划.docx
@@ -20,7 +20,28 @@
         <w:snapToGrid w:val="0"/>
         <w:textAlignment w:val="baseline"/>
       </w:pPr>
-      <w:bookmarkStart w:id="0" w:name="_Toc6648"/>
+      <w:bookmarkStart w:id="0" w:name="_Toc18105"/>
+    </w:p>
+    <w:p>
+      <w:pPr>
+        <w:pStyle w:val="31"/>
+        <w:keepNext w:val="0"/>
+        <w:keepLines w:val="0"/>
+        <w:pageBreakBefore w:val="0"/>
+        <w:widowControl w:val="0"/>
+        <w:kinsoku w:val="0"/>
+        <w:wordWrap/>
+        <w:overflowPunct/>
+        <w:topLinePunct w:val="0"/>
+        <w:autoSpaceDE w:val="0"/>
+        <w:autoSpaceDN w:val="0"/>
+        <w:bidi w:val="0"/>
+        <w:adjustRightInd w:val="0"/>
+        <w:snapToGrid w:val="0"/>
+        <w:textAlignment w:val="baseline"/>
+      </w:pPr>
+      <w:bookmarkStart w:id="14" w:name="_GoBack"/>
+      <w:bookmarkEnd w:id="14"/>
       <w:r>
         <w:t>2025年运维服务质量管理计划</w:t>
       </w:r>
@@ -64,7 +85,7 @@
         <w:snapToGrid w:val="0"/>
         <w:textAlignment w:val="baseline"/>
       </w:pPr>
-      <w:bookmarkStart w:id="1" w:name="_Toc23852"/>
+      <w:bookmarkStart w:id="1" w:name="_Toc21546"/>
       <w:r>
         <w:t>甘肃国邦信息科技有限公司</w:t>
       </w:r>
@@ -197,7 +218,7 @@
           <w:szCs w:val="28"/>
         </w:rPr>
       </w:pPr>
-      <w:bookmarkStart w:id="2" w:name="_Toc10602"/>
+      <w:bookmarkStart w:id="2" w:name="_Toc3597"/>
       <w:r>
         <w:rPr>
           <w:rFonts w:ascii="宋体" w:hAnsi="宋体" w:eastAsia="宋体" w:cs="宋体"/>
@@ -687,12 +708,24 @@
               <w:spacing w:before="154" w:line="238" w:lineRule="auto"/>
               <w:ind w:left="247"/>
               <w:textAlignment w:val="baseline"/>
+              <w:rPr>
+                <w:rFonts w:hint="eastAsia" w:eastAsia="宋体"/>
+                <w:lang w:eastAsia="zh-CN"/>
+              </w:rPr>
             </w:pPr>
             <w:r>
               <w:rPr>
                 <w:spacing w:val="-2"/>
               </w:rPr>
-              <w:t>2025-1-3</w:t>
+              <w:t>2025-1-</w:t>
+            </w:r>
+            <w:r>
+              <w:rPr>
+                <w:rFonts w:hint="eastAsia"/>
+                <w:spacing w:val="-2"/>
+                <w:lang w:val="en-US" w:eastAsia="zh-CN"/>
+              </w:rPr>
+              <w:t>5</w:t>
             </w:r>
           </w:p>
         </w:tc>
@@ -1260,7 +1293,7 @@
               <w:rFonts w:ascii="Times New Roman" w:hAnsi="Times New Roman" w:eastAsia="Times New Roman" w:cs="Times New Roman"/>
               <w:szCs w:val="24"/>
             </w:rPr>
-            <w:instrText xml:space="preserve"> HYPERLINK \l _Toc6648 </w:instrText>
+            <w:instrText xml:space="preserve"> HYPERLINK \l _Toc18105 </w:instrText>
           </w:r>
           <w:r>
             <w:rPr>
@@ -1279,7 +1312,7 @@
             <w:fldChar w:fldCharType="begin"/>
           </w:r>
           <w:r>
-            <w:instrText xml:space="preserve"> PAGEREF _Toc6648 \h </w:instrText>
+            <w:instrText xml:space="preserve"> PAGEREF _Toc18105 \h </w:instrText>
           </w:r>
           <w:r>
             <w:fldChar w:fldCharType="separate"/>
@@ -1317,7 +1350,7 @@
               <w:rFonts w:ascii="Times New Roman" w:hAnsi="Times New Roman" w:eastAsia="Times New Roman" w:cs="Times New Roman"/>
               <w:szCs w:val="24"/>
             </w:rPr>
-            <w:instrText xml:space="preserve"> HYPERLINK \l _Toc23852 </w:instrText>
+            <w:instrText xml:space="preserve"> HYPERLINK \l _Toc21546 </w:instrText>
           </w:r>
           <w:r>
             <w:rPr>
@@ -1336,7 +1369,7 @@
             <w:fldChar w:fldCharType="begin"/>
           </w:r>
           <w:r>
-            <w:instrText xml:space="preserve"> PAGEREF _Toc23852 \h </w:instrText>
+            <w:instrText xml:space="preserve"> PAGEREF _Toc21546 \h </w:instrText>
           </w:r>
           <w:r>
             <w:fldChar w:fldCharType="separate"/>
@@ -1374,7 +1407,7 @@
               <w:rFonts w:ascii="Times New Roman" w:hAnsi="Times New Roman" w:eastAsia="Times New Roman" w:cs="Times New Roman"/>
               <w:szCs w:val="24"/>
             </w:rPr>
-            <w:instrText xml:space="preserve"> HYPERLINK \l _Toc10602 </w:instrText>
+            <w:instrText xml:space="preserve"> HYPERLINK \l _Toc3597 </w:instrText>
           </w:r>
           <w:r>
             <w:rPr>
@@ -1398,7 +1431,7 @@
             <w:fldChar w:fldCharType="begin"/>
           </w:r>
           <w:r>
-            <w:instrText xml:space="preserve"> PAGEREF _Toc10602 \h </w:instrText>
+            <w:instrText xml:space="preserve"> PAGEREF _Toc3597 \h </w:instrText>
           </w:r>
           <w:r>
             <w:fldChar w:fldCharType="separate"/>
@@ -1436,7 +1469,7 @@
               <w:rFonts w:ascii="Times New Roman" w:hAnsi="Times New Roman" w:eastAsia="Times New Roman" w:cs="Times New Roman"/>
               <w:szCs w:val="24"/>
             </w:rPr>
-            <w:instrText xml:space="preserve"> HYPERLINK \l _Toc24781 </w:instrText>
+            <w:instrText xml:space="preserve"> HYPERLINK \l _Toc4587 </w:instrText>
           </w:r>
           <w:r>
             <w:rPr>
@@ -1461,7 +1494,7 @@
             <w:fldChar w:fldCharType="begin"/>
           </w:r>
           <w:r>
-            <w:instrText xml:space="preserve"> PAGEREF _Toc24781 \h </w:instrText>
+            <w:instrText xml:space="preserve"> PAGEREF _Toc4587 \h </w:instrText>
           </w:r>
           <w:r>
             <w:fldChar w:fldCharType="separate"/>
@@ -1499,7 +1532,7 @@
               <w:rFonts w:ascii="Times New Roman" w:hAnsi="Times New Roman" w:eastAsia="Times New Roman" w:cs="Times New Roman"/>
               <w:szCs w:val="24"/>
             </w:rPr>
-            <w:instrText xml:space="preserve"> HYPERLINK \l _Toc3390 </w:instrText>
+            <w:instrText xml:space="preserve"> HYPERLINK \l _Toc10541 </w:instrText>
           </w:r>
           <w:r>
             <w:rPr>
@@ -1524,7 +1557,7 @@
             <w:fldChar w:fldCharType="begin"/>
           </w:r>
           <w:r>
-            <w:instrText xml:space="preserve"> PAGEREF _Toc3390 \h </w:instrText>
+            <w:instrText xml:space="preserve"> PAGEREF _Toc10541 \h </w:instrText>
           </w:r>
           <w:r>
             <w:fldChar w:fldCharType="separate"/>
@@ -1562,7 +1595,7 @@
               <w:rFonts w:ascii="Times New Roman" w:hAnsi="Times New Roman" w:eastAsia="Times New Roman" w:cs="Times New Roman"/>
               <w:szCs w:val="24"/>
             </w:rPr>
-            <w:instrText xml:space="preserve"> HYPERLINK \l _Toc23377 </w:instrText>
+            <w:instrText xml:space="preserve"> HYPERLINK \l _Toc5256 </w:instrText>
           </w:r>
           <w:r>
             <w:rPr>
@@ -1587,7 +1620,7 @@
             <w:fldChar w:fldCharType="begin"/>
           </w:r>
           <w:r>
-            <w:instrText xml:space="preserve"> PAGEREF _Toc23377 \h </w:instrText>
+            <w:instrText xml:space="preserve"> PAGEREF _Toc5256 \h </w:instrText>
           </w:r>
           <w:r>
             <w:fldChar w:fldCharType="separate"/>
@@ -1625,7 +1658,7 @@
               <w:rFonts w:ascii="Times New Roman" w:hAnsi="Times New Roman" w:eastAsia="Times New Roman" w:cs="Times New Roman"/>
               <w:szCs w:val="24"/>
             </w:rPr>
-            <w:instrText xml:space="preserve"> HYPERLINK \l _Toc21848 </w:instrText>
+            <w:instrText xml:space="preserve"> HYPERLINK \l _Toc12805 </w:instrText>
           </w:r>
           <w:r>
             <w:rPr>
@@ -1650,7 +1683,7 @@
             <w:fldChar w:fldCharType="begin"/>
           </w:r>
           <w:r>
-            <w:instrText xml:space="preserve"> PAGEREF _Toc21848 \h </w:instrText>
+            <w:instrText xml:space="preserve"> PAGEREF _Toc12805 \h </w:instrText>
           </w:r>
           <w:r>
             <w:fldChar w:fldCharType="separate"/>
@@ -1688,7 +1721,7 @@
               <w:rFonts w:ascii="Times New Roman" w:hAnsi="Times New Roman" w:eastAsia="Times New Roman" w:cs="Times New Roman"/>
               <w:szCs w:val="24"/>
             </w:rPr>
-            <w:instrText xml:space="preserve"> HYPERLINK \l _Toc24366 </w:instrText>
+            <w:instrText xml:space="preserve"> HYPERLINK \l _Toc8718 </w:instrText>
           </w:r>
           <w:r>
             <w:rPr>
@@ -1713,7 +1746,7 @@
             <w:fldChar w:fldCharType="begin"/>
           </w:r>
           <w:r>
-            <w:instrText xml:space="preserve"> PAGEREF _Toc24366 \h </w:instrText>
+            <w:instrText xml:space="preserve"> PAGEREF _Toc8718 \h </w:instrText>
           </w:r>
           <w:r>
             <w:fldChar w:fldCharType="separate"/>
@@ -1751,7 +1784,7 @@
               <w:rFonts w:ascii="Times New Roman" w:hAnsi="Times New Roman" w:eastAsia="Times New Roman" w:cs="Times New Roman"/>
               <w:szCs w:val="24"/>
             </w:rPr>
-            <w:instrText xml:space="preserve"> HYPERLINK \l _Toc11225 </w:instrText>
+            <w:instrText xml:space="preserve"> HYPERLINK \l _Toc740 </w:instrText>
           </w:r>
           <w:r>
             <w:rPr>
@@ -1776,7 +1809,7 @@
             <w:fldChar w:fldCharType="begin"/>
           </w:r>
           <w:r>
-            <w:instrText xml:space="preserve"> PAGEREF _Toc11225 \h </w:instrText>
+            <w:instrText xml:space="preserve"> PAGEREF _Toc740 \h </w:instrText>
           </w:r>
           <w:r>
             <w:fldChar w:fldCharType="separate"/>
@@ -1814,7 +1847,7 @@
               <w:rFonts w:ascii="Times New Roman" w:hAnsi="Times New Roman" w:eastAsia="Times New Roman" w:cs="Times New Roman"/>
               <w:szCs w:val="24"/>
             </w:rPr>
-            <w:instrText xml:space="preserve"> HYPERLINK \l _Toc20867 </w:instrText>
+            <w:instrText xml:space="preserve"> HYPERLINK \l _Toc28225 </w:instrText>
           </w:r>
           <w:r>
             <w:rPr>
@@ -1840,7 +1873,7 @@
             <w:fldChar w:fldCharType="begin"/>
           </w:r>
           <w:r>
-            <w:instrText xml:space="preserve"> PAGEREF _Toc20867 \h </w:instrText>
+            <w:instrText xml:space="preserve"> PAGEREF _Toc28225 \h </w:instrText>
           </w:r>
           <w:r>
             <w:fldChar w:fldCharType="separate"/>
@@ -1878,7 +1911,7 @@
               <w:rFonts w:ascii="Times New Roman" w:hAnsi="Times New Roman" w:eastAsia="Times New Roman" w:cs="Times New Roman"/>
               <w:szCs w:val="24"/>
             </w:rPr>
-            <w:instrText xml:space="preserve"> HYPERLINK \l _Toc7926 </w:instrText>
+            <w:instrText xml:space="preserve"> HYPERLINK \l _Toc24703 </w:instrText>
           </w:r>
           <w:r>
             <w:rPr>
@@ -1903,7 +1936,7 @@
             <w:fldChar w:fldCharType="begin"/>
           </w:r>
           <w:r>
-            <w:instrText xml:space="preserve"> PAGEREF _Toc7926 \h </w:instrText>
+            <w:instrText xml:space="preserve"> PAGEREF _Toc24703 \h </w:instrText>
           </w:r>
           <w:r>
             <w:fldChar w:fldCharType="separate"/>
@@ -1941,7 +1974,7 @@
               <w:rFonts w:ascii="Times New Roman" w:hAnsi="Times New Roman" w:eastAsia="Times New Roman" w:cs="Times New Roman"/>
               <w:szCs w:val="24"/>
             </w:rPr>
-            <w:instrText xml:space="preserve"> HYPERLINK \l _Toc5876 </w:instrText>
+            <w:instrText xml:space="preserve"> HYPERLINK \l _Toc4857 </w:instrText>
           </w:r>
           <w:r>
             <w:rPr>
@@ -1973,7 +2006,7 @@
             <w:fldChar w:fldCharType="begin"/>
           </w:r>
           <w:r>
-            <w:instrText xml:space="preserve"> PAGEREF _Toc5876 \h </w:instrText>
+            <w:instrText xml:space="preserve"> PAGEREF _Toc4857 \h </w:instrText>
           </w:r>
           <w:r>
             <w:fldChar w:fldCharType="separate"/>
@@ -2011,7 +2044,7 @@
               <w:rFonts w:ascii="Times New Roman" w:hAnsi="Times New Roman" w:eastAsia="Times New Roman" w:cs="Times New Roman"/>
               <w:szCs w:val="24"/>
             </w:rPr>
-            <w:instrText xml:space="preserve"> HYPERLINK \l _Toc31462 </w:instrText>
+            <w:instrText xml:space="preserve"> HYPERLINK \l _Toc11613 </w:instrText>
           </w:r>
           <w:r>
             <w:rPr>
@@ -2041,7 +2074,7 @@
             <w:fldChar w:fldCharType="begin"/>
           </w:r>
           <w:r>
-            <w:instrText xml:space="preserve"> PAGEREF _Toc31462 \h </w:instrText>
+            <w:instrText xml:space="preserve"> PAGEREF _Toc11613 \h </w:instrText>
           </w:r>
           <w:r>
             <w:fldChar w:fldCharType="separate"/>
@@ -2148,7 +2181,7 @@
         <w:snapToGrid w:val="0"/>
         <w:textAlignment w:val="baseline"/>
       </w:pPr>
-      <w:bookmarkStart w:id="3" w:name="_Toc24781"/>
+      <w:bookmarkStart w:id="3" w:name="_Toc4587"/>
       <w:r>
         <w:t>目的</w:t>
       </w:r>
@@ -2215,7 +2248,7 @@
         <w:snapToGrid w:val="0"/>
         <w:textAlignment w:val="baseline"/>
       </w:pPr>
-      <w:bookmarkStart w:id="4" w:name="_Toc3390"/>
+      <w:bookmarkStart w:id="4" w:name="_Toc10541"/>
       <w:r>
         <w:t>适用范围</w:t>
       </w:r>
@@ -2274,7 +2307,7 @@
         <w:snapToGrid w:val="0"/>
         <w:textAlignment w:val="baseline"/>
       </w:pPr>
-      <w:bookmarkStart w:id="5" w:name="_Toc23377"/>
+      <w:bookmarkStart w:id="5" w:name="_Toc5256"/>
       <w:r>
         <w:t>引用文件</w:t>
       </w:r>
@@ -2856,7 +2889,7 @@
         <w:snapToGrid w:val="0"/>
         <w:textAlignment w:val="baseline"/>
       </w:pPr>
-      <w:bookmarkStart w:id="6" w:name="_Toc21848"/>
+      <w:bookmarkStart w:id="6" w:name="_Toc12805"/>
       <w:r>
         <w:t>术语与定义</w:t>
       </w:r>
@@ -2913,7 +2946,7 @@
         <w:snapToGrid w:val="0"/>
         <w:textAlignment w:val="baseline"/>
       </w:pPr>
-      <w:bookmarkStart w:id="7" w:name="_Toc24366"/>
+      <w:bookmarkStart w:id="7" w:name="_Toc8718"/>
       <w:r>
         <w:t>角色与职责</w:t>
       </w:r>
@@ -5700,7 +5733,7 @@
       </w:pPr>
       <w:bookmarkStart w:id="8" w:name="bookmark1"/>
       <w:bookmarkEnd w:id="8"/>
-      <w:bookmarkStart w:id="9" w:name="_Toc11225"/>
+      <w:bookmarkStart w:id="9" w:name="_Toc740"/>
       <w:r>
         <w:t>服务质量管理活动</w:t>
       </w:r>
@@ -5764,7 +5797,7 @@
         <w:ind w:leftChars="0"/>
         <w:textAlignment w:val="baseline"/>
       </w:pPr>
-      <w:bookmarkStart w:id="10" w:name="_Toc20867"/>
+      <w:bookmarkStart w:id="10" w:name="_Toc28225"/>
       <w:r>
         <w:t>运维服务能力</w:t>
       </w:r>
@@ -5828,18 +5861,7 @@
           <w:sz w:val="24"/>
           <w:szCs w:val="24"/>
         </w:rPr>
-        <w:t>月</w:t>
-      </w:r>
-      <w:bookmarkStart w:id="14" w:name="_GoBack"/>
-      <w:bookmarkEnd w:id="14"/>
-      <w:r>
-        <w:rPr>
-          <w:rFonts w:hint="eastAsia" w:ascii="宋体" w:hAnsi="宋体" w:eastAsia="宋体" w:cs="宋体"/>
-          <w:spacing w:val="-1"/>
-          <w:sz w:val="24"/>
-          <w:szCs w:val="24"/>
-        </w:rPr>
-        <w:t>进行</w:t>
+        <w:t>月进行</w:t>
       </w:r>
       <w:r>
         <w:rPr>
@@ -5955,7 +5977,7 @@
         <w:snapToGrid w:val="0"/>
         <w:textAlignment w:val="baseline"/>
       </w:pPr>
-      <w:bookmarkStart w:id="11" w:name="_Toc7926"/>
+      <w:bookmarkStart w:id="11" w:name="_Toc24703"/>
       <w:r>
         <w:t>运维服务能力管理评审</w:t>
       </w:r>
@@ -6043,7 +6065,7 @@
         <w:snapToGrid w:val="0"/>
         <w:textAlignment w:val="baseline"/>
       </w:pPr>
-      <w:bookmarkStart w:id="12" w:name="_Toc5876"/>
+      <w:bookmarkStart w:id="12" w:name="_Toc4857"/>
       <w:r>
         <w:t>客户满意度调查</w:t>
       </w:r>
@@ -6148,7 +6170,7 @@
           <w:lang w:val="en-US" w:eastAsia="zh-CN"/>
         </w:rPr>
       </w:pPr>
-      <w:bookmarkStart w:id="13" w:name="_Toc31462"/>
+      <w:bookmarkStart w:id="13" w:name="_Toc11613"/>
       <w:r>
         <w:rPr>
           <w:rFonts w:hint="eastAsia"/>
